--- a/Info.docx
+++ b/Info.docx
@@ -37,9 +37,29 @@
       </w:r>
     </w:p>
     <w:p/>
+    <w:p>
+      <w:r>
+        <w:t>Repozytorium:</w:t>
+      </w:r>
+    </w:p>
+    <w:p>
+      <w:hyperlink r:id="rId4" w:history="1">
+        <w:r>
+          <w:rPr>
+            <w:rStyle w:val="Hipercze"/>
+          </w:rPr>
+          <w:t>https://github.com/kamusial/Merito25_Wspomaganie_decyzji</w:t>
+        </w:r>
+      </w:hyperlink>
+    </w:p>
     <w:p/>
     <w:p>
-      <w:hyperlink r:id="rId4" w:history="1">
+      <w:r>
+        <w:t>Inne:</w:t>
+      </w:r>
+    </w:p>
+    <w:p>
+      <w:hyperlink r:id="rId5" w:history="1">
         <w:r>
           <w:rPr>
             <w:rStyle w:val="Hipercze"/>
@@ -49,7 +69,7 @@
       </w:hyperlink>
     </w:p>
     <w:p>
-      <w:hyperlink r:id="rId5" w:history="1">
+      <w:hyperlink r:id="rId6" w:history="1">
         <w:r>
           <w:rPr>
             <w:rStyle w:val="Hipercze"/>
